--- a/curso/dist/Kit-de-Vendas.docx
+++ b/curso/dist/Kit-de-Vendas.docx
@@ -110,23 +110,23 @@
         <w:pStyle w:val="BodyText"/>
       </w:pPr>
       <w:r>
-        <w:t xml:space="preserve">Bônus avulso (order bump ou isca):</w:t>
-      </w:r>
-      <w:r>
-        <w:t xml:space="preserve"> </w:t>
-      </w:r>
-      <w:r>
-        <w:rPr>
-          <w:bCs/>
-          <w:b/>
-        </w:rPr>
-        <w:t xml:space="preserve">Dossiê: mais 4 anos em manchetes</w:t>
-      </w:r>
-      <w:r>
-        <w:t xml:space="preserve"> </w:t>
-      </w:r>
-      <w:r>
-        <w:t xml:space="preserve">(13 páginas).</w:t>
+        <w:t xml:space="preserve">Brinde para quem compra:</w:t>
+      </w:r>
+      <w:r>
+        <w:t xml:space="preserve"> </w:t>
+      </w:r>
+      <w:r>
+        <w:rPr>
+          <w:bCs/>
+          <w:b/>
+        </w:rPr>
+        <w:t xml:space="preserve">Como convencer um petista</w:t>
+      </w:r>
+      <w:r>
+        <w:t xml:space="preserve"> </w:t>
+      </w:r>
+      <w:r>
+        <w:t xml:space="preserve">(49 páginas: método de conversa, 12 objeções com resposta e dado, roteiros de WhatsApp e o dossiê de 19 manchetes com QR code). Também pode virar isca grátis para captar contatos.</w:t>
       </w:r>
     </w:p>
     <w:bookmarkStart w:id="20" w:name="regras-que-valem-para-todas-as-peças"/>
@@ -2029,7 +2029,25 @@
         <w:pStyle w:val="Compact"/>
       </w:pPr>
       <w:r>
-        <w:t xml:space="preserve">Preço e formato do Dossiê avulso (order bump ou isca grátis).</w:t>
+        <w:t xml:space="preserve">Definir se o guia</w:t>
+      </w:r>
+      <w:r>
+        <w:t xml:space="preserve"> </w:t>
+      </w:r>
+      <w:r>
+        <w:t xml:space="preserve">“</w:t>
+      </w:r>
+      <w:r>
+        <w:t xml:space="preserve">Como convencer um petista</w:t>
+      </w:r>
+      <w:r>
+        <w:t xml:space="preserve">”</w:t>
+      </w:r>
+      <w:r>
+        <w:t xml:space="preserve"> </w:t>
+      </w:r>
+      <w:r>
+        <w:t xml:space="preserve">fica só como brinde ou também como isca grátis.</w:t>
       </w:r>
     </w:p>
     <w:bookmarkEnd w:id="39"/>

--- a/curso/dist/Kit-de-Vendas.docx
+++ b/curso/dist/Kit-de-Vendas.docx
@@ -126,7 +126,7 @@
         <w:t xml:space="preserve"> </w:t>
       </w:r>
       <w:r>
-        <w:t xml:space="preserve">(49 páginas: método de conversa, 12 objeções com resposta e dado, roteiros de WhatsApp e o dossiê de 19 manchetes com QR code). Também pode virar isca grátis para captar contatos.</w:t>
+        <w:t xml:space="preserve">(57 páginas: método de conversa, 12 objeções com resposta e dado, roteiros de WhatsApp e o dossiê de 19 manchetes com QR code). Também pode virar isca grátis para captar contatos.</w:t>
       </w:r>
     </w:p>
     <w:bookmarkStart w:id="20" w:name="regras-que-valem-para-todas-as-peças"/>

--- a/curso/dist/Kit-de-Vendas.docx
+++ b/curso/dist/Kit-de-Vendas.docx
@@ -72,7 +72,7 @@
         <w:t xml:space="preserve">Anônimo</w:t>
       </w:r>
     </w:p>
-    <w:bookmarkStart w:id="40" w:name="kit-de-vendas"/>
+    <w:bookmarkStart w:id="39" w:name="kit-de-vendas"/>
     <w:p>
       <w:pPr>
         <w:pStyle w:val="Heading1"/>
@@ -102,7 +102,7 @@
         <w:t xml:space="preserve"> </w:t>
       </w:r>
       <w:r>
-        <w:t xml:space="preserve">· R$ 19,99 · PDF + Word · grupo VIP · atualizações por 12 meses · garantia de 7 dias (CDC, art. 49).</w:t>
+        <w:t xml:space="preserve">· R$ 19,99 · PDF + Word · atualizações por 12 meses · garantia de 7 dias (CDC, art. 49).</w:t>
       </w:r>
     </w:p>
     <w:p>
@@ -1614,7 +1614,22 @@
         <w:t xml:space="preserve">LULA GANHOU. PRA ONDE IR?</w:t>
       </w:r>
       <w:r>
-        <w:t xml:space="preserve">: o Método USDT passo a passo + a vida na Bolívia + grupo VIP. R$ 19,99, com garantia de 7 dias. 👉 [LINK DO CHECKOUT]</w:t>
+        <w:t xml:space="preserve">: o Método USDT passo a passo + a vida na Bolívia + o brinde</w:t>
+      </w:r>
+      <w:r>
+        <w:t xml:space="preserve"> </w:t>
+      </w:r>
+      <w:r>
+        <w:t xml:space="preserve">“</w:t>
+      </w:r>
+      <w:r>
+        <w:t xml:space="preserve">Como convencer um petista</w:t>
+      </w:r>
+      <w:r>
+        <w:t xml:space="preserve">”</w:t>
+      </w:r>
+      <w:r>
+        <w:t xml:space="preserve">. R$ 19,99, com garantia de 7 dias. 👉 [LINK DO CHECKOUT]</w:t>
       </w:r>
     </w:p>
     <w:bookmarkEnd w:id="31"/>
@@ -1651,7 +1666,7 @@
         <w:t xml:space="preserve"> </w:t>
       </w:r>
       <w:r>
-        <w:t xml:space="preserve">Seu e-book chegou. Entre no grupo VIP</w:t>
+        <w:t xml:space="preserve">Seu e-book chegou</w:t>
       </w:r>
     </w:p>
     <w:p>
@@ -1659,7 +1674,7 @@
         <w:pStyle w:val="BodyText"/>
       </w:pPr>
       <w:r>
-        <w:t xml:space="preserve">Bem-vindo, patriota. Seu e-book está aqui: [LINK DO PDF] (e a versão Word: [LINK DO DOCX]). Entre agora na comunidade VIP: [LINK DO GRUPO]. Comece pela página</w:t>
+        <w:t xml:space="preserve">Bem-vindo, patriota. Seu e-book está aqui: [LINK DO PDF] (e a versão Word: [LINK DO DOCX]). Comece pela página</w:t>
       </w:r>
       <w:r>
         <w:t xml:space="preserve"> </w:t>
@@ -1826,232 +1841,59 @@
     </w:p>
     <w:bookmarkEnd w:id="36"/>
     <w:bookmarkEnd w:id="37"/>
-    <w:bookmarkStart w:id="38" w:name="plano-do-grupo-vip"/>
+    <w:bookmarkStart w:id="38" w:name="pendências-do-kit"/>
     <w:p>
       <w:pPr>
         <w:pStyle w:val="Heading2"/>
       </w:pPr>
       <w:r>
-        <w:t xml:space="preserve">Plano do grupo VIP</w:t>
-      </w:r>
-    </w:p>
-    <w:tbl>
-      <w:tblPr>
-        <w:tblStyle w:val="Table"/>
-        <w:tblW w:type="pct" w:w="5000"/>
-        <w:tblLook w:firstRow="1" w:lastRow="0" w:firstColumn="0" w:lastColumn="0" w:noHBand="0" w:noVBand="0" w:val="0020"/>
-        <w:jc w:val="start"/>
-      </w:tblPr>
-      <w:tblGrid>
-        <w:gridCol w:w="3960"/>
-        <w:gridCol w:w="3960"/>
-      </w:tblGrid>
-      <w:tr>
-        <w:trPr>
-          <w:tblHeader w:val="true"/>
-        </w:trPr>
-        <w:tc>
-          <w:tcPr/>
-          <w:p>
-            <w:pPr>
-              <w:pStyle w:val="Compact"/>
-              <w:jc w:val="left"/>
-            </w:pPr>
-            <w:r>
-              <w:t xml:space="preserve">Frequência</w:t>
-            </w:r>
-          </w:p>
-        </w:tc>
-        <w:tc>
-          <w:tcPr/>
-          <w:p>
-            <w:pPr>
-              <w:pStyle w:val="Compact"/>
-              <w:jc w:val="left"/>
-            </w:pPr>
-            <w:r>
-              <w:t xml:space="preserve">Conteúdo</w:t>
-            </w:r>
-          </w:p>
-        </w:tc>
-      </w:tr>
-      <w:tr>
-        <w:tc>
-          <w:tcPr/>
-          <w:p>
-            <w:pPr>
-              <w:pStyle w:val="Compact"/>
-              <w:jc w:val="left"/>
-            </w:pPr>
-            <w:r>
-              <w:t xml:space="preserve">Diário (seg–sex)</w:t>
-            </w:r>
-          </w:p>
-        </w:tc>
-        <w:tc>
-          <w:tcPr/>
-          <w:p>
-            <w:pPr>
-              <w:pStyle w:val="Compact"/>
-              <w:jc w:val="left"/>
-            </w:pPr>
-            <w:r>
-              <w:t xml:space="preserve">Cotação do dia: USDT/BRL, USDT/BOB, dólar oficial BCB</w:t>
-            </w:r>
-          </w:p>
-        </w:tc>
-      </w:tr>
-      <w:tr>
-        <w:tc>
-          <w:tcPr/>
-          <w:p>
-            <w:pPr>
-              <w:pStyle w:val="Compact"/>
-              <w:jc w:val="left"/>
-            </w:pPr>
-            <w:r>
-              <w:t xml:space="preserve">Semanal</w:t>
-            </w:r>
-          </w:p>
-        </w:tc>
-        <w:tc>
-          <w:tcPr/>
-          <w:p>
-            <w:pPr>
-              <w:pStyle w:val="Compact"/>
-              <w:jc w:val="left"/>
-            </w:pPr>
-            <w:r>
-              <w:t xml:space="preserve">1 oportunidade real (imóvel ou carro anunciado em Bs) + 1 dica do método</w:t>
-            </w:r>
-          </w:p>
-        </w:tc>
-      </w:tr>
-      <w:tr>
-        <w:tc>
-          <w:tcPr/>
-          <w:p>
-            <w:pPr>
-              <w:pStyle w:val="Compact"/>
-              <w:jc w:val="left"/>
-            </w:pPr>
-            <w:r>
-              <w:t xml:space="preserve">Mensal</w:t>
-            </w:r>
-          </w:p>
-        </w:tc>
-        <w:tc>
-          <w:tcPr/>
-          <w:p>
-            <w:pPr>
-              <w:pStyle w:val="Compact"/>
-              <w:jc w:val="left"/>
-            </w:pPr>
-            <w:r>
-              <w:t xml:space="preserve">Resumo de mudanças de regras (BCB, Receita, Bolívia)</w:t>
-            </w:r>
-          </w:p>
-        </w:tc>
-      </w:tr>
-      <w:tr>
-        <w:tc>
-          <w:tcPr/>
-          <w:p>
-            <w:pPr>
-              <w:pStyle w:val="Compact"/>
-              <w:jc w:val="left"/>
-            </w:pPr>
-            <w:r>
-              <w:t xml:space="preserve">Trimestral</w:t>
-            </w:r>
-          </w:p>
-        </w:tc>
-        <w:tc>
-          <w:tcPr/>
-          <w:p>
-            <w:pPr>
-              <w:pStyle w:val="Compact"/>
-              <w:jc w:val="left"/>
-            </w:pPr>
-            <w:r>
-              <w:t xml:space="preserve">Nova versão do PDF</w:t>
-            </w:r>
-          </w:p>
-        </w:tc>
-      </w:tr>
-    </w:tbl>
-    <w:p>
-      <w:pPr>
-        <w:pStyle w:val="BodyText"/>
-      </w:pPr>
-      <w:r>
-        <w:rPr>
-          <w:bCs/>
-          <w:b/>
-        </w:rPr>
-        <w:t xml:space="preserve">Regras fixadas:</w:t>
-      </w:r>
-      <w:r>
-        <w:t xml:space="preserve"> </w:t>
-      </w:r>
-      <w:r>
-        <w:t xml:space="preserve">sem venda de câmbio entre membros, sem pedir ou oferecer P2P no grupo, sem política partidária fora do tema, nenhum admin manda mensagem privada pedindo dinheiro.</w:t>
+        <w:t xml:space="preserve">Pendências do kit</w:t>
+      </w:r>
+    </w:p>
+    <w:p>
+      <w:pPr>
+        <w:numPr>
+          <w:ilvl w:val="0"/>
+          <w:numId w:val="1011"/>
+        </w:numPr>
+        <w:pStyle w:val="Compact"/>
+      </w:pPr>
+      <w:r>
+        <w:t xml:space="preserve">[LINK DO CHECKOUT]. O PDF e o Word são entregues pela própria Hotmart (área de membros e e-mail de compra).</w:t>
+      </w:r>
+    </w:p>
+    <w:p>
+      <w:pPr>
+        <w:numPr>
+          <w:ilvl w:val="0"/>
+          <w:numId w:val="1011"/>
+        </w:numPr>
+        <w:pStyle w:val="Compact"/>
+      </w:pPr>
+      <w:r>
+        <w:t xml:space="preserve">Definir se o guia</w:t>
+      </w:r>
+      <w:r>
+        <w:t xml:space="preserve"> </w:t>
+      </w:r>
+      <w:r>
+        <w:t xml:space="preserve">“</w:t>
+      </w:r>
+      <w:r>
+        <w:t xml:space="preserve">Como convencer um petista</w:t>
+      </w:r>
+      <w:r>
+        <w:t xml:space="preserve">”</w:t>
+      </w:r>
+      <w:r>
+        <w:t xml:space="preserve"> </w:t>
+      </w:r>
+      <w:r>
+        <w:t xml:space="preserve">fica só como brinde ou também como isca grátis.</w:t>
       </w:r>
     </w:p>
     <w:bookmarkEnd w:id="38"/>
-    <w:bookmarkStart w:id="39" w:name="pendências-do-kit"/>
-    <w:p>
-      <w:pPr>
-        <w:pStyle w:val="Heading2"/>
-      </w:pPr>
-      <w:r>
-        <w:t xml:space="preserve">Pendências do kit</w:t>
-      </w:r>
-    </w:p>
-    <w:p>
-      <w:pPr>
-        <w:numPr>
-          <w:ilvl w:val="0"/>
-          <w:numId w:val="1011"/>
-        </w:numPr>
-        <w:pStyle w:val="Compact"/>
-      </w:pPr>
-      <w:r>
-        <w:t xml:space="preserve">[LINK DO CHECKOUT], [LINK DO PDF], [LINK DO DOCX], [LINK DO GRUPO].</w:t>
-      </w:r>
-    </w:p>
-    <w:p>
-      <w:pPr>
-        <w:numPr>
-          <w:ilvl w:val="0"/>
-          <w:numId w:val="1011"/>
-        </w:numPr>
-        <w:pStyle w:val="Compact"/>
-      </w:pPr>
-      <w:r>
-        <w:t xml:space="preserve">Definir se o guia</w:t>
-      </w:r>
-      <w:r>
-        <w:t xml:space="preserve"> </w:t>
-      </w:r>
-      <w:r>
-        <w:t xml:space="preserve">“</w:t>
-      </w:r>
-      <w:r>
-        <w:t xml:space="preserve">Como convencer um petista</w:t>
-      </w:r>
-      <w:r>
-        <w:t xml:space="preserve">”</w:t>
-      </w:r>
-      <w:r>
-        <w:t xml:space="preserve"> </w:t>
-      </w:r>
-      <w:r>
-        <w:t xml:space="preserve">fica só como brinde ou também como isca grátis.</w:t>
-      </w:r>
-    </w:p>
     <w:bookmarkEnd w:id="39"/>
-    <w:bookmarkEnd w:id="40"/>
     <w:sectPr/>
   </w:body>
 </w:document>
